--- a/examples/multivariate/doc/02-materialize-windows-mv.docx
+++ b/examples/multivariate/doc/02-materialize-windows-mv.docx
@@ -2,7 +2,7 @@
 <file path=word/document.xml><?xml version="1.0" encoding="utf-8"?>
 <w:document xmlns:w="http://schemas.openxmlformats.org/wordprocessingml/2006/main" xmlns:m="http://schemas.openxmlformats.org/officeDocument/2006/math" xmlns:r="http://schemas.openxmlformats.org/officeDocument/2006/relationships" xmlns:o="urn:schemas-microsoft-com:office:office" xmlns:v="urn:schemas-microsoft-com:vml" xmlns:w10="urn:schemas-microsoft-com:office:word" xmlns:a="http://schemas.openxmlformats.org/drawingml/2006/main" xmlns:pic="http://schemas.openxmlformats.org/drawingml/2006/picture" xmlns:wp="http://schemas.openxmlformats.org/drawingml/2006/wordprocessingDrawing">
   <w:body>
-    <w:bookmarkStart w:id="20" w:name="materialize-multivariate-windows"/>
+    <w:bookmarkStart w:id="9" w:name="materialize-multivariate-windows"/>
     <w:p>
       <w:pPr>
         <w:pStyle w:val="Heading2"/>
@@ -31,7 +31,7 @@
         <w:rPr>
           <w:rStyle w:val="VerbatimChar"/>
         </w:rPr>
-        <w:t xml:space="preserve">ts_window_mv()</w:t>
+        <w:t xml:space="preserve">ts_data_mv(..., sw &gt; 1)</w:t>
       </w:r>
       <w:r>
         <w:t xml:space="preserve"> </w:t>
@@ -337,6 +337,509 @@
         </w:rPr>
         <w:t xml:space="preserve">}</w:t>
       </w:r>
+      <w:r>
+        <w:br/>
+      </w:r>
+      <w:r>
+        <w:rPr>
+          <w:rStyle w:val="ControlFlowTok"/>
+        </w:rPr>
+        <w:t xml:space="preserve">if</w:t>
+      </w:r>
+      <w:r>
+        <w:rPr>
+          <w:rStyle w:val="NormalTok"/>
+        </w:rPr>
+        <w:t xml:space="preserve"> (</w:t>
+      </w:r>
+      <w:r>
+        <w:rPr>
+          <w:rStyle w:val="SpecialCharTok"/>
+        </w:rPr>
+        <w:t xml:space="preserve">!</w:t>
+      </w:r>
+      <w:r>
+        <w:rPr>
+          <w:rStyle w:val="FunctionTok"/>
+        </w:rPr>
+        <w:t xml:space="preserve">is.null</w:t>
+      </w:r>
+      <w:r>
+        <w:rPr>
+          <w:rStyle w:val="NormalTok"/>
+        </w:rPr>
+        <w:t xml:space="preserve">(</w:t>
+      </w:r>
+      <w:r>
+        <w:rPr>
+          <w:rStyle w:val="FunctionTok"/>
+        </w:rPr>
+        <w:t xml:space="preserve">attr</w:t>
+      </w:r>
+      <w:r>
+        <w:rPr>
+          <w:rStyle w:val="NormalTok"/>
+        </w:rPr>
+        <w:t xml:space="preserve">(EUNITE.Reg, </w:t>
+      </w:r>
+      <w:r>
+        <w:rPr>
+          <w:rStyle w:val="StringTok"/>
+        </w:rPr>
+        <w:t xml:space="preserve">"url"</w:t>
+      </w:r>
+      <w:r>
+        <w:rPr>
+          <w:rStyle w:val="NormalTok"/>
+        </w:rPr>
+        <w:t xml:space="preserve">))) {</w:t>
+      </w:r>
+      <w:r>
+        <w:br/>
+      </w:r>
+      <w:r>
+        <w:rPr>
+          <w:rStyle w:val="NormalTok"/>
+        </w:rPr>
+        <w:t xml:space="preserve">  EUNITE.Reg </w:t>
+      </w:r>
+      <w:r>
+        <w:rPr>
+          <w:rStyle w:val="OtherTok"/>
+        </w:rPr>
+        <w:t xml:space="preserve">&lt;-</w:t>
+      </w:r>
+      <w:r>
+        <w:rPr>
+          <w:rStyle w:val="NormalTok"/>
+        </w:rPr>
+        <w:t xml:space="preserve"> </w:t>
+      </w:r>
+      <w:r>
+        <w:rPr>
+          <w:rStyle w:val="FunctionTok"/>
+        </w:rPr>
+        <w:t xml:space="preserve">loadfulldata</w:t>
+      </w:r>
+      <w:r>
+        <w:rPr>
+          <w:rStyle w:val="NormalTok"/>
+        </w:rPr>
+        <w:t xml:space="preserve">(EUNITE.Reg)</w:t>
+      </w:r>
+      <w:r>
+        <w:br/>
+      </w:r>
+      <w:r>
+        <w:rPr>
+          <w:rStyle w:val="NormalTok"/>
+        </w:rPr>
+        <w:t xml:space="preserve">}</w:t>
+      </w:r>
+      <w:r>
+        <w:br/>
+      </w:r>
+      <w:r>
+        <w:br/>
+      </w:r>
+      <w:r>
+        <w:rPr>
+          <w:rStyle w:val="NormalTok"/>
+        </w:rPr>
+        <w:t xml:space="preserve">load_cols </w:t>
+      </w:r>
+      <w:r>
+        <w:rPr>
+          <w:rStyle w:val="OtherTok"/>
+        </w:rPr>
+        <w:t xml:space="preserve">&lt;-</w:t>
+      </w:r>
+      <w:r>
+        <w:rPr>
+          <w:rStyle w:val="NormalTok"/>
+        </w:rPr>
+        <w:t xml:space="preserve"> </w:t>
+      </w:r>
+      <w:r>
+        <w:rPr>
+          <w:rStyle w:val="FunctionTok"/>
+        </w:rPr>
+        <w:t xml:space="preserve">setdiff</w:t>
+      </w:r>
+      <w:r>
+        <w:rPr>
+          <w:rStyle w:val="NormalTok"/>
+        </w:rPr>
+        <w:t xml:space="preserve">(</w:t>
+      </w:r>
+      <w:r>
+        <w:rPr>
+          <w:rStyle w:val="FunctionTok"/>
+        </w:rPr>
+        <w:t xml:space="preserve">names</w:t>
+      </w:r>
+      <w:r>
+        <w:rPr>
+          <w:rStyle w:val="NormalTok"/>
+        </w:rPr>
+        <w:t xml:space="preserve">(EUNITE.Loads), </w:t>
+      </w:r>
+      <w:r>
+        <w:rPr>
+          <w:rStyle w:val="StringTok"/>
+        </w:rPr>
+        <w:t xml:space="preserve">"split"</w:t>
+      </w:r>
+      <w:r>
+        <w:rPr>
+          <w:rStyle w:val="NormalTok"/>
+        </w:rPr>
+        <w:t xml:space="preserve">)</w:t>
+      </w:r>
+      <w:r>
+        <w:br/>
+      </w:r>
+      <w:r>
+        <w:rPr>
+          <w:rStyle w:val="NormalTok"/>
+        </w:rPr>
+        <w:t xml:space="preserve">y </w:t>
+      </w:r>
+      <w:r>
+        <w:rPr>
+          <w:rStyle w:val="OtherTok"/>
+        </w:rPr>
+        <w:t xml:space="preserve">&lt;-</w:t>
+      </w:r>
+      <w:r>
+        <w:rPr>
+          <w:rStyle w:val="NormalTok"/>
+        </w:rPr>
+        <w:t xml:space="preserve"> </w:t>
+      </w:r>
+      <w:r>
+        <w:rPr>
+          <w:rStyle w:val="FunctionTok"/>
+        </w:rPr>
+        <w:t xml:space="preserve">apply</w:t>
+      </w:r>
+      <w:r>
+        <w:rPr>
+          <w:rStyle w:val="NormalTok"/>
+        </w:rPr>
+        <w:t xml:space="preserve">(EUNITE.Loads[, load_cols, </w:t>
+      </w:r>
+      <w:r>
+        <w:rPr>
+          <w:rStyle w:val="AttributeTok"/>
+        </w:rPr>
+        <w:t xml:space="preserve">drop =</w:t>
+      </w:r>
+      <w:r>
+        <w:rPr>
+          <w:rStyle w:val="NormalTok"/>
+        </w:rPr>
+        <w:t xml:space="preserve"> </w:t>
+      </w:r>
+      <w:r>
+        <w:rPr>
+          <w:rStyle w:val="ConstantTok"/>
+        </w:rPr>
+        <w:t xml:space="preserve">FALSE</w:t>
+      </w:r>
+      <w:r>
+        <w:rPr>
+          <w:rStyle w:val="NormalTok"/>
+        </w:rPr>
+        <w:t xml:space="preserve">], </w:t>
+      </w:r>
+      <w:r>
+        <w:rPr>
+          <w:rStyle w:val="DecValTok"/>
+        </w:rPr>
+        <w:t xml:space="preserve">1</w:t>
+      </w:r>
+      <w:r>
+        <w:rPr>
+          <w:rStyle w:val="NormalTok"/>
+        </w:rPr>
+        <w:t xml:space="preserve">, max)</w:t>
+      </w:r>
+      <w:r>
+        <w:br/>
+      </w:r>
+      <w:r>
+        <w:rPr>
+          <w:rStyle w:val="NormalTok"/>
+        </w:rPr>
+        <w:t xml:space="preserve">x1 </w:t>
+      </w:r>
+      <w:r>
+        <w:rPr>
+          <w:rStyle w:val="OtherTok"/>
+        </w:rPr>
+        <w:t xml:space="preserve">&lt;-</w:t>
+      </w:r>
+      <w:r>
+        <w:rPr>
+          <w:rStyle w:val="NormalTok"/>
+        </w:rPr>
+        <w:t xml:space="preserve"> </w:t>
+      </w:r>
+      <w:r>
+        <w:rPr>
+          <w:rStyle w:val="FunctionTok"/>
+        </w:rPr>
+        <w:t xml:space="preserve">as.numeric</w:t>
+      </w:r>
+      <w:r>
+        <w:rPr>
+          <w:rStyle w:val="NormalTok"/>
+        </w:rPr>
+        <w:t xml:space="preserve">(EUNITE.Reg</w:t>
+      </w:r>
+      <w:r>
+        <w:rPr>
+          <w:rStyle w:val="SpecialCharTok"/>
+        </w:rPr>
+        <w:t xml:space="preserve">$</w:t>
+      </w:r>
+      <w:r>
+        <w:rPr>
+          <w:rStyle w:val="NormalTok"/>
+        </w:rPr>
+        <w:t xml:space="preserve">Weekday)</w:t>
+      </w:r>
+      <w:r>
+        <w:br/>
+      </w:r>
+      <w:r>
+        <w:rPr>
+          <w:rStyle w:val="NormalTok"/>
+        </w:rPr>
+        <w:t xml:space="preserve">x2 </w:t>
+      </w:r>
+      <w:r>
+        <w:rPr>
+          <w:rStyle w:val="OtherTok"/>
+        </w:rPr>
+        <w:t xml:space="preserve">&lt;-</w:t>
+      </w:r>
+      <w:r>
+        <w:rPr>
+          <w:rStyle w:val="NormalTok"/>
+        </w:rPr>
+        <w:t xml:space="preserve"> </w:t>
+      </w:r>
+      <w:r>
+        <w:rPr>
+          <w:rStyle w:val="FunctionTok"/>
+        </w:rPr>
+        <w:t xml:space="preserve">as.numeric</w:t>
+      </w:r>
+      <w:r>
+        <w:rPr>
+          <w:rStyle w:val="NormalTok"/>
+        </w:rPr>
+        <w:t xml:space="preserve">(EUNITE.Reg</w:t>
+      </w:r>
+      <w:r>
+        <w:rPr>
+          <w:rStyle w:val="SpecialCharTok"/>
+        </w:rPr>
+        <w:t xml:space="preserve">$</w:t>
+      </w:r>
+      <w:r>
+        <w:rPr>
+          <w:rStyle w:val="NormalTok"/>
+        </w:rPr>
+        <w:t xml:space="preserve">Weekday </w:t>
+      </w:r>
+      <w:r>
+        <w:rPr>
+          <w:rStyle w:val="SpecialCharTok"/>
+        </w:rPr>
+        <w:t xml:space="preserve">%in%</w:t>
+      </w:r>
+      <w:r>
+        <w:rPr>
+          <w:rStyle w:val="NormalTok"/>
+        </w:rPr>
+        <w:t xml:space="preserve"> </w:t>
+      </w:r>
+      <w:r>
+        <w:rPr>
+          <w:rStyle w:val="FunctionTok"/>
+        </w:rPr>
+        <w:t xml:space="preserve">c</w:t>
+      </w:r>
+      <w:r>
+        <w:rPr>
+          <w:rStyle w:val="NormalTok"/>
+        </w:rPr>
+        <w:t xml:space="preserve">(</w:t>
+      </w:r>
+      <w:r>
+        <w:rPr>
+          <w:rStyle w:val="DecValTok"/>
+        </w:rPr>
+        <w:t xml:space="preserve">1</w:t>
+      </w:r>
+      <w:r>
+        <w:rPr>
+          <w:rStyle w:val="NormalTok"/>
+        </w:rPr>
+        <w:t xml:space="preserve">, </w:t>
+      </w:r>
+      <w:r>
+        <w:rPr>
+          <w:rStyle w:val="DecValTok"/>
+        </w:rPr>
+        <w:t xml:space="preserve">7</w:t>
+      </w:r>
+      <w:r>
+        <w:rPr>
+          <w:rStyle w:val="NormalTok"/>
+        </w:rPr>
+        <w:t xml:space="preserve">))</w:t>
+      </w:r>
+      <w:r>
+        <w:br/>
+      </w:r>
+      <w:r>
+        <w:br/>
+      </w:r>
+      <w:r>
+        <w:rPr>
+          <w:rStyle w:val="NormalTok"/>
+        </w:rPr>
+        <w:t xml:space="preserve">mv </w:t>
+      </w:r>
+      <w:r>
+        <w:rPr>
+          <w:rStyle w:val="OtherTok"/>
+        </w:rPr>
+        <w:t xml:space="preserve">&lt;-</w:t>
+      </w:r>
+      <w:r>
+        <w:rPr>
+          <w:rStyle w:val="NormalTok"/>
+        </w:rPr>
+        <w:t xml:space="preserve"> </w:t>
+      </w:r>
+      <w:r>
+        <w:rPr>
+          <w:rStyle w:val="FunctionTok"/>
+        </w:rPr>
+        <w:t xml:space="preserve">ts_data_mv</w:t>
+      </w:r>
+      <w:r>
+        <w:rPr>
+          <w:rStyle w:val="NormalTok"/>
+        </w:rPr>
+        <w:t xml:space="preserve">(</w:t>
+      </w:r>
+      <w:r>
+        <w:br/>
+      </w:r>
+      <w:r>
+        <w:rPr>
+          <w:rStyle w:val="NormalTok"/>
+        </w:rPr>
+        <w:t xml:space="preserve">  </w:t>
+      </w:r>
+      <w:r>
+        <w:rPr>
+          <w:rStyle w:val="FunctionTok"/>
+        </w:rPr>
+        <w:t xml:space="preserve">data.frame</w:t>
+      </w:r>
+      <w:r>
+        <w:rPr>
+          <w:rStyle w:val="NormalTok"/>
+        </w:rPr>
+        <w:t xml:space="preserve">(</w:t>
+      </w:r>
+      <w:r>
+        <w:rPr>
+          <w:rStyle w:val="AttributeTok"/>
+        </w:rPr>
+        <w:t xml:space="preserve">y =</w:t>
+      </w:r>
+      <w:r>
+        <w:rPr>
+          <w:rStyle w:val="NormalTok"/>
+        </w:rPr>
+        <w:t xml:space="preserve"> y, </w:t>
+      </w:r>
+      <w:r>
+        <w:rPr>
+          <w:rStyle w:val="AttributeTok"/>
+        </w:rPr>
+        <w:t xml:space="preserve">x1 =</w:t>
+      </w:r>
+      <w:r>
+        <w:rPr>
+          <w:rStyle w:val="NormalTok"/>
+        </w:rPr>
+        <w:t xml:space="preserve"> x1, </w:t>
+      </w:r>
+      <w:r>
+        <w:rPr>
+          <w:rStyle w:val="AttributeTok"/>
+        </w:rPr>
+        <w:t xml:space="preserve">x2 =</w:t>
+      </w:r>
+      <w:r>
+        <w:rPr>
+          <w:rStyle w:val="NormalTok"/>
+        </w:rPr>
+        <w:t xml:space="preserve"> x2),</w:t>
+      </w:r>
+      <w:r>
+        <w:br/>
+      </w:r>
+      <w:r>
+        <w:rPr>
+          <w:rStyle w:val="NormalTok"/>
+        </w:rPr>
+        <w:t xml:space="preserve">  </w:t>
+      </w:r>
+      <w:r>
+        <w:rPr>
+          <w:rStyle w:val="AttributeTok"/>
+        </w:rPr>
+        <w:t xml:space="preserve">y =</w:t>
+      </w:r>
+      <w:r>
+        <w:rPr>
+          <w:rStyle w:val="NormalTok"/>
+        </w:rPr>
+        <w:t xml:space="preserve"> </w:t>
+      </w:r>
+      <w:r>
+        <w:rPr>
+          <w:rStyle w:val="StringTok"/>
+        </w:rPr>
+        <w:t xml:space="preserve">"y"</w:t>
+      </w:r>
+      <w:r>
+        <w:br/>
+      </w:r>
+      <w:r>
+        <w:rPr>
+          <w:rStyle w:val="NormalTok"/>
+        </w:rPr>
+        <w:t xml:space="preserve">)</w:t>
+      </w:r>
+    </w:p>
+    <w:p>
+      <w:pPr>
+        <w:pStyle w:val="FirstParagraph"/>
+      </w:pPr>
+      <w:r>
+        <w:t xml:space="preserve">The first materialization uses the full base window for every variable.</w:t>
+      </w:r>
     </w:p>
     <w:p>
       <w:pPr>
@@ -344,27 +847,84 @@
       </w:pPr>
       <w:r>
         <w:rPr>
-          <w:rStyle w:val="VerbatimChar"/>
-        </w:rPr>
-        <w:t xml:space="preserve">## Warning in attr(EUNITE.Loads, "url"): 'xfun::attr()' é obsoleto.</w:t>
-      </w:r>
-      <w:r>
-        <w:br/>
-      </w:r>
-      <w:r>
-        <w:rPr>
-          <w:rStyle w:val="VerbatimChar"/>
-        </w:rPr>
-        <w:t xml:space="preserve">## Use 'xfun::attr2()' em seu lugar.</w:t>
-      </w:r>
-      <w:r>
-        <w:br/>
-      </w:r>
-      <w:r>
-        <w:rPr>
-          <w:rStyle w:val="VerbatimChar"/>
-        </w:rPr>
-        <w:t xml:space="preserve">## Veja help("Deprecated")</w:t>
+          <w:rStyle w:val="NormalTok"/>
+        </w:rPr>
+        <w:t xml:space="preserve">windows_full </w:t>
+      </w:r>
+      <w:r>
+        <w:rPr>
+          <w:rStyle w:val="OtherTok"/>
+        </w:rPr>
+        <w:t xml:space="preserve">&lt;-</w:t>
+      </w:r>
+      <w:r>
+        <w:rPr>
+          <w:rStyle w:val="NormalTok"/>
+        </w:rPr>
+        <w:t xml:space="preserve"> </w:t>
+      </w:r>
+      <w:r>
+        <w:rPr>
+          <w:rStyle w:val="FunctionTok"/>
+        </w:rPr>
+        <w:t xml:space="preserve">ts_data_mv</w:t>
+      </w:r>
+      <w:r>
+        <w:rPr>
+          <w:rStyle w:val="NormalTok"/>
+        </w:rPr>
+        <w:t xml:space="preserve">(mv, </w:t>
+      </w:r>
+      <w:r>
+        <w:rPr>
+          <w:rStyle w:val="AttributeTok"/>
+        </w:rPr>
+        <w:t xml:space="preserve">sw =</w:t>
+      </w:r>
+      <w:r>
+        <w:rPr>
+          <w:rStyle w:val="NormalTok"/>
+        </w:rPr>
+        <w:t xml:space="preserve"> </w:t>
+      </w:r>
+      <w:r>
+        <w:rPr>
+          <w:rStyle w:val="DecValTok"/>
+        </w:rPr>
+        <w:t xml:space="preserve">7</w:t>
+      </w:r>
+      <w:r>
+        <w:rPr>
+          <w:rStyle w:val="NormalTok"/>
+        </w:rPr>
+        <w:t xml:space="preserve">)</w:t>
+      </w:r>
+      <w:r>
+        <w:br/>
+      </w:r>
+      <w:r>
+        <w:rPr>
+          <w:rStyle w:val="FunctionTok"/>
+        </w:rPr>
+        <w:t xml:space="preserve">ts_head</w:t>
+      </w:r>
+      <w:r>
+        <w:rPr>
+          <w:rStyle w:val="NormalTok"/>
+        </w:rPr>
+        <w:t xml:space="preserve">(windows_full, </w:t>
+      </w:r>
+      <w:r>
+        <w:rPr>
+          <w:rStyle w:val="DecValTok"/>
+        </w:rPr>
+        <w:t xml:space="preserve">3</w:t>
+      </w:r>
+      <w:r>
+        <w:rPr>
+          <w:rStyle w:val="NormalTok"/>
+        </w:rPr>
+        <w:t xml:space="preserve">)</w:t>
       </w:r>
     </w:p>
     <w:p>
@@ -373,99 +933,80 @@
       </w:pPr>
       <w:r>
         <w:rPr>
-          <w:rStyle w:val="ControlFlowTok"/>
-        </w:rPr>
-        <w:t xml:space="preserve">if</w:t>
-      </w:r>
-      <w:r>
-        <w:rPr>
-          <w:rStyle w:val="NormalTok"/>
-        </w:rPr>
-        <w:t xml:space="preserve"> (</w:t>
-      </w:r>
-      <w:r>
-        <w:rPr>
-          <w:rStyle w:val="SpecialCharTok"/>
-        </w:rPr>
-        <w:t xml:space="preserve">!</w:t>
-      </w:r>
-      <w:r>
-        <w:rPr>
-          <w:rStyle w:val="FunctionTok"/>
-        </w:rPr>
-        <w:t xml:space="preserve">is.null</w:t>
-      </w:r>
-      <w:r>
-        <w:rPr>
-          <w:rStyle w:val="NormalTok"/>
-        </w:rPr>
-        <w:t xml:space="preserve">(</w:t>
-      </w:r>
-      <w:r>
-        <w:rPr>
-          <w:rStyle w:val="FunctionTok"/>
-        </w:rPr>
-        <w:t xml:space="preserve">attr</w:t>
-      </w:r>
-      <w:r>
-        <w:rPr>
-          <w:rStyle w:val="NormalTok"/>
-        </w:rPr>
-        <w:t xml:space="preserve">(EUNITE.Reg, </w:t>
-      </w:r>
-      <w:r>
-        <w:rPr>
-          <w:rStyle w:val="StringTok"/>
-        </w:rPr>
-        <w:t xml:space="preserve">"url"</w:t>
-      </w:r>
-      <w:r>
-        <w:rPr>
-          <w:rStyle w:val="NormalTok"/>
-        </w:rPr>
-        <w:t xml:space="preserve">))) {</w:t>
-      </w:r>
-      <w:r>
-        <w:br/>
-      </w:r>
-      <w:r>
-        <w:rPr>
-          <w:rStyle w:val="NormalTok"/>
-        </w:rPr>
-        <w:t xml:space="preserve">  EUNITE.Reg </w:t>
-      </w:r>
-      <w:r>
-        <w:rPr>
-          <w:rStyle w:val="OtherTok"/>
-        </w:rPr>
-        <w:t xml:space="preserve">&lt;-</w:t>
-      </w:r>
-      <w:r>
-        <w:rPr>
-          <w:rStyle w:val="NormalTok"/>
-        </w:rPr>
-        <w:t xml:space="preserve"> </w:t>
-      </w:r>
-      <w:r>
-        <w:rPr>
-          <w:rStyle w:val="FunctionTok"/>
-        </w:rPr>
-        <w:t xml:space="preserve">loadfulldata</w:t>
-      </w:r>
-      <w:r>
-        <w:rPr>
-          <w:rStyle w:val="NormalTok"/>
-        </w:rPr>
-        <w:t xml:space="preserve">(EUNITE.Reg)</w:t>
-      </w:r>
-      <w:r>
-        <w:br/>
-      </w:r>
-      <w:r>
-        <w:rPr>
-          <w:rStyle w:val="NormalTok"/>
-        </w:rPr>
-        <w:t xml:space="preserve">}</w:t>
+          <w:rStyle w:val="VerbatimChar"/>
+        </w:rPr>
+        <w:t xml:space="preserve">##   y_t6 y_t5 y_t4 y_t3 y_t2 y_t1 y_t0 x1_t6 x1_t5 x1_t4 x1_t3 x1_t2 x1_t1 x1_t0 x2_t6 x2_t5 x2_t4 x2_t3 x2_t2 x2_t1</w:t>
+      </w:r>
+      <w:r>
+        <w:br/>
+      </w:r>
+      <w:r>
+        <w:rPr>
+          <w:rStyle w:val="VerbatimChar"/>
+        </w:rPr>
+        <w:t xml:space="preserve">## 1  797  777  797  757  707  730  818     4     5     6     7     1     2     3     0     0     0     1     1     0</w:t>
+      </w:r>
+      <w:r>
+        <w:br/>
+      </w:r>
+      <w:r>
+        <w:rPr>
+          <w:rStyle w:val="VerbatimChar"/>
+        </w:rPr>
+        <w:t xml:space="preserve">## 2  777  797  757  707  730  818  818     5     6     7     1     2     3     4     0     0     1     1     0     0</w:t>
+      </w:r>
+      <w:r>
+        <w:br/>
+      </w:r>
+      <w:r>
+        <w:rPr>
+          <w:rStyle w:val="VerbatimChar"/>
+        </w:rPr>
+        <w:t xml:space="preserve">## 3  797  757  707  730  818  818  803     6     7     1     2     3     4     5     0     1     1     0     0     0</w:t>
+      </w:r>
+      <w:r>
+        <w:br/>
+      </w:r>
+      <w:r>
+        <w:rPr>
+          <w:rStyle w:val="VerbatimChar"/>
+        </w:rPr>
+        <w:t xml:space="preserve">##   x2_t0</w:t>
+      </w:r>
+      <w:r>
+        <w:br/>
+      </w:r>
+      <w:r>
+        <w:rPr>
+          <w:rStyle w:val="VerbatimChar"/>
+        </w:rPr>
+        <w:t xml:space="preserve">## 1     0</w:t>
+      </w:r>
+      <w:r>
+        <w:br/>
+      </w:r>
+      <w:r>
+        <w:rPr>
+          <w:rStyle w:val="VerbatimChar"/>
+        </w:rPr>
+        <w:t xml:space="preserve">## 2     0</w:t>
+      </w:r>
+      <w:r>
+        <w:br/>
+      </w:r>
+      <w:r>
+        <w:rPr>
+          <w:rStyle w:val="VerbatimChar"/>
+        </w:rPr>
+        <w:t xml:space="preserve">## 3     0</w:t>
+      </w:r>
+    </w:p>
+    <w:p>
+      <w:pPr>
+        <w:pStyle w:val="FirstParagraph"/>
+      </w:pPr>
+      <w:r>
+        <w:t xml:space="preserve">The resulting columns are organized by variable blocks.</w:t>
       </w:r>
     </w:p>
     <w:p>
@@ -474,27 +1015,15 @@
       </w:pPr>
       <w:r>
         <w:rPr>
-          <w:rStyle w:val="VerbatimChar"/>
-        </w:rPr>
-        <w:t xml:space="preserve">## Warning in attr(EUNITE.Reg, "url"): 'xfun::attr()' é obsoleto.</w:t>
-      </w:r>
-      <w:r>
-        <w:br/>
-      </w:r>
-      <w:r>
-        <w:rPr>
-          <w:rStyle w:val="VerbatimChar"/>
-        </w:rPr>
-        <w:t xml:space="preserve">## Use 'xfun::attr2()' em seu lugar.</w:t>
-      </w:r>
-      <w:r>
-        <w:br/>
-      </w:r>
-      <w:r>
-        <w:rPr>
-          <w:rStyle w:val="VerbatimChar"/>
-        </w:rPr>
-        <w:t xml:space="preserve">## Veja help("Deprecated")</w:t>
+          <w:rStyle w:val="FunctionTok"/>
+        </w:rPr>
+        <w:t xml:space="preserve">colnames</w:t>
+      </w:r>
+      <w:r>
+        <w:rPr>
+          <w:rStyle w:val="NormalTok"/>
+        </w:rPr>
+        <w:t xml:space="preserve">(windows_full)</w:t>
       </w:r>
     </w:p>
     <w:p>
@@ -503,393 +1032,18 @@
       </w:pPr>
       <w:r>
         <w:rPr>
-          <w:rStyle w:val="NormalTok"/>
-        </w:rPr>
-        <w:t xml:space="preserve">load_cols </w:t>
-      </w:r>
-      <w:r>
-        <w:rPr>
-          <w:rStyle w:val="OtherTok"/>
-        </w:rPr>
-        <w:t xml:space="preserve">&lt;-</w:t>
-      </w:r>
-      <w:r>
-        <w:rPr>
-          <w:rStyle w:val="NormalTok"/>
-        </w:rPr>
-        <w:t xml:space="preserve"> </w:t>
-      </w:r>
-      <w:r>
-        <w:rPr>
-          <w:rStyle w:val="FunctionTok"/>
-        </w:rPr>
-        <w:t xml:space="preserve">setdiff</w:t>
-      </w:r>
-      <w:r>
-        <w:rPr>
-          <w:rStyle w:val="NormalTok"/>
-        </w:rPr>
-        <w:t xml:space="preserve">(</w:t>
-      </w:r>
-      <w:r>
-        <w:rPr>
-          <w:rStyle w:val="FunctionTok"/>
-        </w:rPr>
-        <w:t xml:space="preserve">names</w:t>
-      </w:r>
-      <w:r>
-        <w:rPr>
-          <w:rStyle w:val="NormalTok"/>
-        </w:rPr>
-        <w:t xml:space="preserve">(EUNITE.Loads), </w:t>
-      </w:r>
-      <w:r>
-        <w:rPr>
-          <w:rStyle w:val="StringTok"/>
-        </w:rPr>
-        <w:t xml:space="preserve">"split"</w:t>
-      </w:r>
-      <w:r>
-        <w:rPr>
-          <w:rStyle w:val="NormalTok"/>
-        </w:rPr>
-        <w:t xml:space="preserve">)</w:t>
-      </w:r>
-      <w:r>
-        <w:br/>
-      </w:r>
-      <w:r>
-        <w:rPr>
-          <w:rStyle w:val="NormalTok"/>
-        </w:rPr>
-        <w:t xml:space="preserve">y </w:t>
-      </w:r>
-      <w:r>
-        <w:rPr>
-          <w:rStyle w:val="OtherTok"/>
-        </w:rPr>
-        <w:t xml:space="preserve">&lt;-</w:t>
-      </w:r>
-      <w:r>
-        <w:rPr>
-          <w:rStyle w:val="NormalTok"/>
-        </w:rPr>
-        <w:t xml:space="preserve"> </w:t>
-      </w:r>
-      <w:r>
-        <w:rPr>
-          <w:rStyle w:val="FunctionTok"/>
-        </w:rPr>
-        <w:t xml:space="preserve">apply</w:t>
-      </w:r>
-      <w:r>
-        <w:rPr>
-          <w:rStyle w:val="NormalTok"/>
-        </w:rPr>
-        <w:t xml:space="preserve">(EUNITE.Loads[, load_cols, </w:t>
-      </w:r>
-      <w:r>
-        <w:rPr>
-          <w:rStyle w:val="AttributeTok"/>
-        </w:rPr>
-        <w:t xml:space="preserve">drop =</w:t>
-      </w:r>
-      <w:r>
-        <w:rPr>
-          <w:rStyle w:val="NormalTok"/>
-        </w:rPr>
-        <w:t xml:space="preserve"> </w:t>
-      </w:r>
-      <w:r>
-        <w:rPr>
-          <w:rStyle w:val="ConstantTok"/>
-        </w:rPr>
-        <w:t xml:space="preserve">FALSE</w:t>
-      </w:r>
-      <w:r>
-        <w:rPr>
-          <w:rStyle w:val="NormalTok"/>
-        </w:rPr>
-        <w:t xml:space="preserve">], </w:t>
-      </w:r>
-      <w:r>
-        <w:rPr>
-          <w:rStyle w:val="DecValTok"/>
-        </w:rPr>
-        <w:t xml:space="preserve">1</w:t>
-      </w:r>
-      <w:r>
-        <w:rPr>
-          <w:rStyle w:val="NormalTok"/>
-        </w:rPr>
-        <w:t xml:space="preserve">, max)</w:t>
-      </w:r>
-      <w:r>
-        <w:br/>
-      </w:r>
-      <w:r>
-        <w:rPr>
-          <w:rStyle w:val="NormalTok"/>
-        </w:rPr>
-        <w:t xml:space="preserve">x1 </w:t>
-      </w:r>
-      <w:r>
-        <w:rPr>
-          <w:rStyle w:val="OtherTok"/>
-        </w:rPr>
-        <w:t xml:space="preserve">&lt;-</w:t>
-      </w:r>
-      <w:r>
-        <w:rPr>
-          <w:rStyle w:val="NormalTok"/>
-        </w:rPr>
-        <w:t xml:space="preserve"> </w:t>
-      </w:r>
-      <w:r>
-        <w:rPr>
-          <w:rStyle w:val="FunctionTok"/>
-        </w:rPr>
-        <w:t xml:space="preserve">as.numeric</w:t>
-      </w:r>
-      <w:r>
-        <w:rPr>
-          <w:rStyle w:val="NormalTok"/>
-        </w:rPr>
-        <w:t xml:space="preserve">(EUNITE.Reg</w:t>
-      </w:r>
-      <w:r>
-        <w:rPr>
-          <w:rStyle w:val="SpecialCharTok"/>
-        </w:rPr>
-        <w:t xml:space="preserve">$</w:t>
-      </w:r>
-      <w:r>
-        <w:rPr>
-          <w:rStyle w:val="NormalTok"/>
-        </w:rPr>
-        <w:t xml:space="preserve">Weekday)</w:t>
-      </w:r>
-      <w:r>
-        <w:br/>
-      </w:r>
-      <w:r>
-        <w:rPr>
-          <w:rStyle w:val="NormalTok"/>
-        </w:rPr>
-        <w:t xml:space="preserve">x2 </w:t>
-      </w:r>
-      <w:r>
-        <w:rPr>
-          <w:rStyle w:val="OtherTok"/>
-        </w:rPr>
-        <w:t xml:space="preserve">&lt;-</w:t>
-      </w:r>
-      <w:r>
-        <w:rPr>
-          <w:rStyle w:val="NormalTok"/>
-        </w:rPr>
-        <w:t xml:space="preserve"> </w:t>
-      </w:r>
-      <w:r>
-        <w:rPr>
-          <w:rStyle w:val="FunctionTok"/>
-        </w:rPr>
-        <w:t xml:space="preserve">as.numeric</w:t>
-      </w:r>
-      <w:r>
-        <w:rPr>
-          <w:rStyle w:val="NormalTok"/>
-        </w:rPr>
-        <w:t xml:space="preserve">(EUNITE.Reg</w:t>
-      </w:r>
-      <w:r>
-        <w:rPr>
-          <w:rStyle w:val="SpecialCharTok"/>
-        </w:rPr>
-        <w:t xml:space="preserve">$</w:t>
-      </w:r>
-      <w:r>
-        <w:rPr>
-          <w:rStyle w:val="NormalTok"/>
-        </w:rPr>
-        <w:t xml:space="preserve">Weekday </w:t>
-      </w:r>
-      <w:r>
-        <w:rPr>
-          <w:rStyle w:val="SpecialCharTok"/>
-        </w:rPr>
-        <w:t xml:space="preserve">%in%</w:t>
-      </w:r>
-      <w:r>
-        <w:rPr>
-          <w:rStyle w:val="NormalTok"/>
-        </w:rPr>
-        <w:t xml:space="preserve"> </w:t>
-      </w:r>
-      <w:r>
-        <w:rPr>
-          <w:rStyle w:val="FunctionTok"/>
-        </w:rPr>
-        <w:t xml:space="preserve">c</w:t>
-      </w:r>
-      <w:r>
-        <w:rPr>
-          <w:rStyle w:val="NormalTok"/>
-        </w:rPr>
-        <w:t xml:space="preserve">(</w:t>
-      </w:r>
-      <w:r>
-        <w:rPr>
-          <w:rStyle w:val="DecValTok"/>
-        </w:rPr>
-        <w:t xml:space="preserve">1</w:t>
-      </w:r>
-      <w:r>
-        <w:rPr>
-          <w:rStyle w:val="NormalTok"/>
-        </w:rPr>
-        <w:t xml:space="preserve">, </w:t>
-      </w:r>
-      <w:r>
-        <w:rPr>
-          <w:rStyle w:val="DecValTok"/>
-        </w:rPr>
-        <w:t xml:space="preserve">7</w:t>
-      </w:r>
-      <w:r>
-        <w:rPr>
-          <w:rStyle w:val="NormalTok"/>
-        </w:rPr>
-        <w:t xml:space="preserve">))</w:t>
-      </w:r>
-      <w:r>
-        <w:br/>
-      </w:r>
-      <w:r>
-        <w:br/>
-      </w:r>
-      <w:r>
-        <w:rPr>
-          <w:rStyle w:val="NormalTok"/>
-        </w:rPr>
-        <w:t xml:space="preserve">mv </w:t>
-      </w:r>
-      <w:r>
-        <w:rPr>
-          <w:rStyle w:val="OtherTok"/>
-        </w:rPr>
-        <w:t xml:space="preserve">&lt;-</w:t>
-      </w:r>
-      <w:r>
-        <w:rPr>
-          <w:rStyle w:val="NormalTok"/>
-        </w:rPr>
-        <w:t xml:space="preserve"> </w:t>
-      </w:r>
-      <w:r>
-        <w:rPr>
-          <w:rStyle w:val="FunctionTok"/>
-        </w:rPr>
-        <w:t xml:space="preserve">ts_data_mv</w:t>
-      </w:r>
-      <w:r>
-        <w:rPr>
-          <w:rStyle w:val="NormalTok"/>
-        </w:rPr>
-        <w:t xml:space="preserve">(</w:t>
-      </w:r>
-      <w:r>
-        <w:br/>
-      </w:r>
-      <w:r>
-        <w:rPr>
-          <w:rStyle w:val="NormalTok"/>
-        </w:rPr>
-        <w:t xml:space="preserve">  </w:t>
-      </w:r>
-      <w:r>
-        <w:rPr>
-          <w:rStyle w:val="FunctionTok"/>
-        </w:rPr>
-        <w:t xml:space="preserve">data.frame</w:t>
-      </w:r>
-      <w:r>
-        <w:rPr>
-          <w:rStyle w:val="NormalTok"/>
-        </w:rPr>
-        <w:t xml:space="preserve">(</w:t>
-      </w:r>
-      <w:r>
-        <w:rPr>
-          <w:rStyle w:val="AttributeTok"/>
-        </w:rPr>
-        <w:t xml:space="preserve">y =</w:t>
-      </w:r>
-      <w:r>
-        <w:rPr>
-          <w:rStyle w:val="NormalTok"/>
-        </w:rPr>
-        <w:t xml:space="preserve"> y, </w:t>
-      </w:r>
-      <w:r>
-        <w:rPr>
-          <w:rStyle w:val="AttributeTok"/>
-        </w:rPr>
-        <w:t xml:space="preserve">x1 =</w:t>
-      </w:r>
-      <w:r>
-        <w:rPr>
-          <w:rStyle w:val="NormalTok"/>
-        </w:rPr>
-        <w:t xml:space="preserve"> x1, </w:t>
-      </w:r>
-      <w:r>
-        <w:rPr>
-          <w:rStyle w:val="AttributeTok"/>
-        </w:rPr>
-        <w:t xml:space="preserve">x2 =</w:t>
-      </w:r>
-      <w:r>
-        <w:rPr>
-          <w:rStyle w:val="NormalTok"/>
-        </w:rPr>
-        <w:t xml:space="preserve"> x2),</w:t>
-      </w:r>
-      <w:r>
-        <w:br/>
-      </w:r>
-      <w:r>
-        <w:rPr>
-          <w:rStyle w:val="NormalTok"/>
-        </w:rPr>
-        <w:t xml:space="preserve">  </w:t>
-      </w:r>
-      <w:r>
-        <w:rPr>
-          <w:rStyle w:val="AttributeTok"/>
-        </w:rPr>
-        <w:t xml:space="preserve">y =</w:t>
-      </w:r>
-      <w:r>
-        <w:rPr>
-          <w:rStyle w:val="NormalTok"/>
-        </w:rPr>
-        <w:t xml:space="preserve"> </w:t>
-      </w:r>
-      <w:r>
-        <w:rPr>
-          <w:rStyle w:val="StringTok"/>
-        </w:rPr>
-        <w:t xml:space="preserve">"y"</w:t>
-      </w:r>
-      <w:r>
-        <w:br/>
-      </w:r>
-      <w:r>
-        <w:rPr>
-          <w:rStyle w:val="NormalTok"/>
-        </w:rPr>
-        <w:t xml:space="preserve">)</w:t>
+          <w:rStyle w:val="VerbatimChar"/>
+        </w:rPr>
+        <w:t xml:space="preserve">##  [1] "y_t6"  "y_t5"  "y_t4"  "y_t3"  "y_t2"  "y_t1"  "y_t0"  "x1_t6" "x1_t5" "x1_t4" "x1_t3" "x1_t2" "x1_t1" "x1_t0"</w:t>
+      </w:r>
+      <w:r>
+        <w:br/>
+      </w:r>
+      <w:r>
+        <w:rPr>
+          <w:rStyle w:val="VerbatimChar"/>
+        </w:rPr>
+        <w:t xml:space="preserve">## [15] "x2_t6" "x2_t5" "x2_t4" "x2_t3" "x2_t2" "x2_t1" "x2_t0"</w:t>
       </w:r>
     </w:p>
     <w:p>
@@ -897,7 +1051,7 @@
         <w:pStyle w:val="FirstParagraph"/>
       </w:pPr>
       <w:r>
-        <w:t xml:space="preserve">The first materialization uses the full base window for every variable.</w:t>
+        <w:t xml:space="preserve">We can also request only specific lag positions for each variable. This is a useful intermediate view before the complete forecasting pipeline is assembled.</w:t>
       </w:r>
     </w:p>
     <w:p>
@@ -908,7 +1062,7 @@
         <w:rPr>
           <w:rStyle w:val="NormalTok"/>
         </w:rPr>
-        <w:t xml:space="preserve">windows_full </w:t>
+        <w:t xml:space="preserve">windows_selected </w:t>
       </w:r>
       <w:r>
         <w:rPr>
@@ -926,19 +1080,37 @@
         <w:rPr>
           <w:rStyle w:val="FunctionTok"/>
         </w:rPr>
-        <w:t xml:space="preserve">ts_window_mv</w:t>
-      </w:r>
-      <w:r>
-        <w:rPr>
-          <w:rStyle w:val="NormalTok"/>
-        </w:rPr>
-        <w:t xml:space="preserve">(mv, </w:t>
+        <w:t xml:space="preserve">ts_data_mv</w:t>
+      </w:r>
+      <w:r>
+        <w:rPr>
+          <w:rStyle w:val="NormalTok"/>
+        </w:rPr>
+        <w:t xml:space="preserve">(</w:t>
+      </w:r>
+      <w:r>
+        <w:br/>
+      </w:r>
+      <w:r>
+        <w:rPr>
+          <w:rStyle w:val="NormalTok"/>
+        </w:rPr>
+        <w:t xml:space="preserve">  mv,</w:t>
+      </w:r>
+      <w:r>
+        <w:br/>
+      </w:r>
+      <w:r>
+        <w:rPr>
+          <w:rStyle w:val="NormalTok"/>
+        </w:rPr>
+        <w:t xml:space="preserve">  </w:t>
       </w:r>
       <w:r>
         <w:rPr>
           <w:rStyle w:val="AttributeTok"/>
         </w:rPr>
-        <w:t xml:space="preserve">window_size =</w:t>
+        <w:t xml:space="preserve">sw =</w:t>
       </w:r>
       <w:r>
         <w:rPr>
@@ -956,6 +1128,222 @@
         <w:rPr>
           <w:rStyle w:val="NormalTok"/>
         </w:rPr>
+        <w:t xml:space="preserve">,</w:t>
+      </w:r>
+      <w:r>
+        <w:br/>
+      </w:r>
+      <w:r>
+        <w:rPr>
+          <w:rStyle w:val="NormalTok"/>
+        </w:rPr>
+        <w:t xml:space="preserve">  </w:t>
+      </w:r>
+      <w:r>
+        <w:rPr>
+          <w:rStyle w:val="AttributeTok"/>
+        </w:rPr>
+        <w:t xml:space="preserve">lags =</w:t>
+      </w:r>
+      <w:r>
+        <w:rPr>
+          <w:rStyle w:val="NormalTok"/>
+        </w:rPr>
+        <w:t xml:space="preserve"> </w:t>
+      </w:r>
+      <w:r>
+        <w:rPr>
+          <w:rStyle w:val="FunctionTok"/>
+        </w:rPr>
+        <w:t xml:space="preserve">list</w:t>
+      </w:r>
+      <w:r>
+        <w:rPr>
+          <w:rStyle w:val="NormalTok"/>
+        </w:rPr>
+        <w:t xml:space="preserve">(</w:t>
+      </w:r>
+      <w:r>
+        <w:br/>
+      </w:r>
+      <w:r>
+        <w:rPr>
+          <w:rStyle w:val="NormalTok"/>
+        </w:rPr>
+        <w:t xml:space="preserve">    </w:t>
+      </w:r>
+      <w:r>
+        <w:rPr>
+          <w:rStyle w:val="AttributeTok"/>
+        </w:rPr>
+        <w:t xml:space="preserve">y =</w:t>
+      </w:r>
+      <w:r>
+        <w:rPr>
+          <w:rStyle w:val="NormalTok"/>
+        </w:rPr>
+        <w:t xml:space="preserve"> </w:t>
+      </w:r>
+      <w:r>
+        <w:rPr>
+          <w:rStyle w:val="FunctionTok"/>
+        </w:rPr>
+        <w:t xml:space="preserve">c</w:t>
+      </w:r>
+      <w:r>
+        <w:rPr>
+          <w:rStyle w:val="NormalTok"/>
+        </w:rPr>
+        <w:t xml:space="preserve">(</w:t>
+      </w:r>
+      <w:r>
+        <w:rPr>
+          <w:rStyle w:val="DecValTok"/>
+        </w:rPr>
+        <w:t xml:space="preserve">6</w:t>
+      </w:r>
+      <w:r>
+        <w:rPr>
+          <w:rStyle w:val="NormalTok"/>
+        </w:rPr>
+        <w:t xml:space="preserve">, </w:t>
+      </w:r>
+      <w:r>
+        <w:rPr>
+          <w:rStyle w:val="DecValTok"/>
+        </w:rPr>
+        <w:t xml:space="preserve">3</w:t>
+      </w:r>
+      <w:r>
+        <w:rPr>
+          <w:rStyle w:val="NormalTok"/>
+        </w:rPr>
+        <w:t xml:space="preserve">, </w:t>
+      </w:r>
+      <w:r>
+        <w:rPr>
+          <w:rStyle w:val="DecValTok"/>
+        </w:rPr>
+        <w:t xml:space="preserve">0</w:t>
+      </w:r>
+      <w:r>
+        <w:rPr>
+          <w:rStyle w:val="NormalTok"/>
+        </w:rPr>
+        <w:t xml:space="preserve">),</w:t>
+      </w:r>
+      <w:r>
+        <w:br/>
+      </w:r>
+      <w:r>
+        <w:rPr>
+          <w:rStyle w:val="NormalTok"/>
+        </w:rPr>
+        <w:t xml:space="preserve">    </w:t>
+      </w:r>
+      <w:r>
+        <w:rPr>
+          <w:rStyle w:val="AttributeTok"/>
+        </w:rPr>
+        <w:t xml:space="preserve">x1 =</w:t>
+      </w:r>
+      <w:r>
+        <w:rPr>
+          <w:rStyle w:val="NormalTok"/>
+        </w:rPr>
+        <w:t xml:space="preserve"> </w:t>
+      </w:r>
+      <w:r>
+        <w:rPr>
+          <w:rStyle w:val="FunctionTok"/>
+        </w:rPr>
+        <w:t xml:space="preserve">c</w:t>
+      </w:r>
+      <w:r>
+        <w:rPr>
+          <w:rStyle w:val="NormalTok"/>
+        </w:rPr>
+        <w:t xml:space="preserve">(</w:t>
+      </w:r>
+      <w:r>
+        <w:rPr>
+          <w:rStyle w:val="DecValTok"/>
+        </w:rPr>
+        <w:t xml:space="preserve">1</w:t>
+      </w:r>
+      <w:r>
+        <w:rPr>
+          <w:rStyle w:val="NormalTok"/>
+        </w:rPr>
+        <w:t xml:space="preserve">, </w:t>
+      </w:r>
+      <w:r>
+        <w:rPr>
+          <w:rStyle w:val="DecValTok"/>
+        </w:rPr>
+        <w:t xml:space="preserve">0</w:t>
+      </w:r>
+      <w:r>
+        <w:rPr>
+          <w:rStyle w:val="NormalTok"/>
+        </w:rPr>
+        <w:t xml:space="preserve">),</w:t>
+      </w:r>
+      <w:r>
+        <w:br/>
+      </w:r>
+      <w:r>
+        <w:rPr>
+          <w:rStyle w:val="NormalTok"/>
+        </w:rPr>
+        <w:t xml:space="preserve">    </w:t>
+      </w:r>
+      <w:r>
+        <w:rPr>
+          <w:rStyle w:val="AttributeTok"/>
+        </w:rPr>
+        <w:t xml:space="preserve">x2 =</w:t>
+      </w:r>
+      <w:r>
+        <w:rPr>
+          <w:rStyle w:val="NormalTok"/>
+        </w:rPr>
+        <w:t xml:space="preserve"> </w:t>
+      </w:r>
+      <w:r>
+        <w:rPr>
+          <w:rStyle w:val="FunctionTok"/>
+        </w:rPr>
+        <w:t xml:space="preserve">c</w:t>
+      </w:r>
+      <w:r>
+        <w:rPr>
+          <w:rStyle w:val="NormalTok"/>
+        </w:rPr>
+        <w:t xml:space="preserve">(</w:t>
+      </w:r>
+      <w:r>
+        <w:rPr>
+          <w:rStyle w:val="DecValTok"/>
+        </w:rPr>
+        <w:t xml:space="preserve">6</w:t>
+      </w:r>
+      <w:r>
+        <w:rPr>
+          <w:rStyle w:val="NormalTok"/>
+        </w:rPr>
+        <w:t xml:space="preserve">, </w:t>
+      </w:r>
+      <w:r>
+        <w:rPr>
+          <w:rStyle w:val="DecValTok"/>
+        </w:rPr>
+        <w:t xml:space="preserve">0</w:t>
+      </w:r>
+      <w:r>
+        <w:rPr>
+          <w:rStyle w:val="NormalTok"/>
+        </w:rPr>
         <w:t xml:space="preserve">)</w:t>
       </w:r>
       <w:r>
@@ -963,6 +1351,27 @@
       </w:r>
       <w:r>
         <w:rPr>
+          <w:rStyle w:val="NormalTok"/>
+        </w:rPr>
+        <w:t xml:space="preserve">  )</w:t>
+      </w:r>
+      <w:r>
+        <w:br/>
+      </w:r>
+      <w:r>
+        <w:rPr>
+          <w:rStyle w:val="NormalTok"/>
+        </w:rPr>
+        <w:t xml:space="preserve">)</w:t>
+      </w:r>
+      <w:r>
+        <w:br/>
+      </w:r>
+      <w:r>
+        <w:br/>
+      </w:r>
+      <w:r>
+        <w:rPr>
           <w:rStyle w:val="FunctionTok"/>
         </w:rPr>
         <w:t xml:space="preserve">ts_head</w:t>
@@ -971,7 +1380,7 @@
         <w:rPr>
           <w:rStyle w:val="NormalTok"/>
         </w:rPr>
-        <w:t xml:space="preserve">(windows_full, </w:t>
+        <w:t xml:space="preserve">(windows_selected, </w:t>
       </w:r>
       <w:r>
         <w:rPr>
@@ -994,7 +1403,7 @@
         <w:rPr>
           <w:rStyle w:val="VerbatimChar"/>
         </w:rPr>
-        <w:t xml:space="preserve">##   y_t6 y_t5 y_t4 y_t3 y_t2 y_t1 y_t0 x1_t6 x1_t5 x1_t4 x1_t3 x1_t2 x1_t1 x1_t0</w:t>
+        <w:t xml:space="preserve">##   y_t6 y_t3 y_t0 x1_t1 x1_t0 x2_t6 x2_t0</w:t>
       </w:r>
       <w:r>
         <w:br/>
@@ -1003,7 +1412,7 @@
         <w:rPr>
           <w:rStyle w:val="VerbatimChar"/>
         </w:rPr>
-        <w:t xml:space="preserve">## 1  797  777  797  757  707  730  818     4     5     6     7     1     2     3</w:t>
+        <w:t xml:space="preserve">## 1  797  757  818     2     3     0     0</w:t>
       </w:r>
       <w:r>
         <w:br/>
@@ -1012,7 +1421,7 @@
         <w:rPr>
           <w:rStyle w:val="VerbatimChar"/>
         </w:rPr>
-        <w:t xml:space="preserve">## 2  777  797  757  707  730  818  818     5     6     7     1     2     3     4</w:t>
+        <w:t xml:space="preserve">## 2  777  707  818     3     4     0     0</w:t>
       </w:r>
       <w:r>
         <w:br/>
@@ -1021,43 +1430,7 @@
         <w:rPr>
           <w:rStyle w:val="VerbatimChar"/>
         </w:rPr>
-        <w:t xml:space="preserve">## 3  797  757  707  730  818  818  803     6     7     1     2     3     4     5</w:t>
-      </w:r>
-      <w:r>
-        <w:br/>
-      </w:r>
-      <w:r>
-        <w:rPr>
-          <w:rStyle w:val="VerbatimChar"/>
-        </w:rPr>
-        <w:t xml:space="preserve">##   x2_t6 x2_t5 x2_t4 x2_t3 x2_t2 x2_t1 x2_t0</w:t>
-      </w:r>
-      <w:r>
-        <w:br/>
-      </w:r>
-      <w:r>
-        <w:rPr>
-          <w:rStyle w:val="VerbatimChar"/>
-        </w:rPr>
-        <w:t xml:space="preserve">## 1     0     0     0     1     1     0     0</w:t>
-      </w:r>
-      <w:r>
-        <w:br/>
-      </w:r>
-      <w:r>
-        <w:rPr>
-          <w:rStyle w:val="VerbatimChar"/>
-        </w:rPr>
-        <w:t xml:space="preserve">## 2     0     0     1     1     0     0     0</w:t>
-      </w:r>
-      <w:r>
-        <w:br/>
-      </w:r>
-      <w:r>
-        <w:rPr>
-          <w:rStyle w:val="VerbatimChar"/>
-        </w:rPr>
-        <w:t xml:space="preserve">## 3     0     1     1     0     0     0     0</w:t>
+        <w:t xml:space="preserve">## 3  797  730  803     4     5     0     0</w:t>
       </w:r>
     </w:p>
     <w:p>
@@ -1065,7 +1438,7 @@
         <w:pStyle w:val="FirstParagraph"/>
       </w:pPr>
       <w:r>
-        <w:t xml:space="preserve">The resulting columns are organized by variable blocks.</w:t>
+        <w:t xml:space="preserve">Finally, the same step can reflect variable-specific raw-series transformations before the lagged blocks are created.</w:t>
       </w:r>
     </w:p>
     <w:p>
@@ -1074,15 +1447,183 @@
       </w:pPr>
       <w:r>
         <w:rPr>
-          <w:rStyle w:val="FunctionTok"/>
-        </w:rPr>
-        <w:t xml:space="preserve">colnames</w:t>
-      </w:r>
-      <w:r>
-        <w:rPr>
-          <w:rStyle w:val="NormalTok"/>
-        </w:rPr>
-        <w:t xml:space="preserve">(windows_full)</w:t>
+          <w:rStyle w:val="NormalTok"/>
+        </w:rPr>
+        <w:t xml:space="preserve">windows_transformed </w:t>
+      </w:r>
+      <w:r>
+        <w:rPr>
+          <w:rStyle w:val="OtherTok"/>
+        </w:rPr>
+        <w:t xml:space="preserve">&lt;-</w:t>
+      </w:r>
+      <w:r>
+        <w:rPr>
+          <w:rStyle w:val="NormalTok"/>
+        </w:rPr>
+        <w:t xml:space="preserve"> </w:t>
+      </w:r>
+      <w:r>
+        <w:rPr>
+          <w:rStyle w:val="FunctionTok"/>
+        </w:rPr>
+        <w:t xml:space="preserve">ts_data_mv</w:t>
+      </w:r>
+      <w:r>
+        <w:rPr>
+          <w:rStyle w:val="NormalTok"/>
+        </w:rPr>
+        <w:t xml:space="preserve">(</w:t>
+      </w:r>
+      <w:r>
+        <w:br/>
+      </w:r>
+      <w:r>
+        <w:rPr>
+          <w:rStyle w:val="NormalTok"/>
+        </w:rPr>
+        <w:t xml:space="preserve">  mv,</w:t>
+      </w:r>
+      <w:r>
+        <w:br/>
+      </w:r>
+      <w:r>
+        <w:rPr>
+          <w:rStyle w:val="NormalTok"/>
+        </w:rPr>
+        <w:t xml:space="preserve">  </w:t>
+      </w:r>
+      <w:r>
+        <w:rPr>
+          <w:rStyle w:val="AttributeTok"/>
+        </w:rPr>
+        <w:t xml:space="preserve">sw =</w:t>
+      </w:r>
+      <w:r>
+        <w:rPr>
+          <w:rStyle w:val="NormalTok"/>
+        </w:rPr>
+        <w:t xml:space="preserve"> </w:t>
+      </w:r>
+      <w:r>
+        <w:rPr>
+          <w:rStyle w:val="DecValTok"/>
+        </w:rPr>
+        <w:t xml:space="preserve">7</w:t>
+      </w:r>
+      <w:r>
+        <w:rPr>
+          <w:rStyle w:val="NormalTok"/>
+        </w:rPr>
+        <w:t xml:space="preserve">,</w:t>
+      </w:r>
+      <w:r>
+        <w:br/>
+      </w:r>
+      <w:r>
+        <w:rPr>
+          <w:rStyle w:val="NormalTok"/>
+        </w:rPr>
+        <w:t xml:space="preserve">  </w:t>
+      </w:r>
+      <w:r>
+        <w:rPr>
+          <w:rStyle w:val="AttributeTok"/>
+        </w:rPr>
+        <w:t xml:space="preserve">transforms =</w:t>
+      </w:r>
+      <w:r>
+        <w:rPr>
+          <w:rStyle w:val="NormalTok"/>
+        </w:rPr>
+        <w:t xml:space="preserve"> </w:t>
+      </w:r>
+      <w:r>
+        <w:rPr>
+          <w:rStyle w:val="FunctionTok"/>
+        </w:rPr>
+        <w:t xml:space="preserve">list</w:t>
+      </w:r>
+      <w:r>
+        <w:rPr>
+          <w:rStyle w:val="NormalTok"/>
+        </w:rPr>
+        <w:t xml:space="preserve">(</w:t>
+      </w:r>
+      <w:r>
+        <w:rPr>
+          <w:rStyle w:val="AttributeTok"/>
+        </w:rPr>
+        <w:t xml:space="preserve">y =</w:t>
+      </w:r>
+      <w:r>
+        <w:rPr>
+          <w:rStyle w:val="NormalTok"/>
+        </w:rPr>
+        <w:t xml:space="preserve"> </w:t>
+      </w:r>
+      <w:r>
+        <w:rPr>
+          <w:rStyle w:val="FunctionTok"/>
+        </w:rPr>
+        <w:t xml:space="preserve">ts_fil_ma</w:t>
+      </w:r>
+      <w:r>
+        <w:rPr>
+          <w:rStyle w:val="NormalTok"/>
+        </w:rPr>
+        <w:t xml:space="preserve">(</w:t>
+      </w:r>
+      <w:r>
+        <w:rPr>
+          <w:rStyle w:val="DecValTok"/>
+        </w:rPr>
+        <w:t xml:space="preserve">3</w:t>
+      </w:r>
+      <w:r>
+        <w:rPr>
+          <w:rStyle w:val="NormalTok"/>
+        </w:rPr>
+        <w:t xml:space="preserve">))</w:t>
+      </w:r>
+      <w:r>
+        <w:br/>
+      </w:r>
+      <w:r>
+        <w:rPr>
+          <w:rStyle w:val="NormalTok"/>
+        </w:rPr>
+        <w:t xml:space="preserve">)</w:t>
+      </w:r>
+      <w:r>
+        <w:br/>
+      </w:r>
+      <w:r>
+        <w:br/>
+      </w:r>
+      <w:r>
+        <w:rPr>
+          <w:rStyle w:val="FunctionTok"/>
+        </w:rPr>
+        <w:t xml:space="preserve">ts_head</w:t>
+      </w:r>
+      <w:r>
+        <w:rPr>
+          <w:rStyle w:val="NormalTok"/>
+        </w:rPr>
+        <w:t xml:space="preserve">(windows_transformed, </w:t>
+      </w:r>
+      <w:r>
+        <w:rPr>
+          <w:rStyle w:val="DecValTok"/>
+        </w:rPr>
+        <w:t xml:space="preserve">3</w:t>
+      </w:r>
+      <w:r>
+        <w:rPr>
+          <w:rStyle w:val="NormalTok"/>
+        </w:rPr>
+        <w:t xml:space="preserve">)</w:t>
       </w:r>
     </w:p>
     <w:p>
@@ -1093,7 +1634,7 @@
         <w:rPr>
           <w:rStyle w:val="VerbatimChar"/>
         </w:rPr>
-        <w:t xml:space="preserve">##  [1] "y_t6"  "y_t5"  "y_t4"  "y_t3"  "y_t2"  "y_t1"  "y_t0"  "x1_t6" "x1_t5"</w:t>
+        <w:t xml:space="preserve">##       y_t6     y_t5     y_t4     y_t3     y_t2     y_t1     y_t0 x1_t6 x1_t5 x1_t4 x1_t3 x1_t2 x1_t1 x1_t0 x2_t6 x2_t5</w:t>
       </w:r>
       <w:r>
         <w:br/>
@@ -1102,7 +1643,7 @@
         <w:rPr>
           <w:rStyle w:val="VerbatimChar"/>
         </w:rPr>
-        <w:t xml:space="preserve">## [10] "x1_t4" "x1_t3" "x1_t2" "x1_t1" "x1_t0" "x2_t6" "x2_t5" "x2_t4" "x2_t3"</w:t>
+        <w:t xml:space="preserve">## 1       NA       NA 790.3333 777.0000 753.6667 731.3333 751.6667     4     5     6     7     1     2     3     0     0</w:t>
       </w:r>
       <w:r>
         <w:br/>
@@ -1111,7 +1652,52 @@
         <w:rPr>
           <w:rStyle w:val="VerbatimChar"/>
         </w:rPr>
-        <w:t xml:space="preserve">## [19] "x2_t2" "x2_t1" "x2_t0"</w:t>
+        <w:t xml:space="preserve">## 2       NA 790.3333 777.0000 753.6667 731.3333 751.6667 788.6667     5     6     7     1     2     3     4     0     0</w:t>
+      </w:r>
+      <w:r>
+        <w:br/>
+      </w:r>
+      <w:r>
+        <w:rPr>
+          <w:rStyle w:val="VerbatimChar"/>
+        </w:rPr>
+        <w:t xml:space="preserve">## 3 790.3333 777.0000 753.6667 731.3333 751.6667 788.6667 813.0000     6     7     1     2     3     4     5     0     1</w:t>
+      </w:r>
+      <w:r>
+        <w:br/>
+      </w:r>
+      <w:r>
+        <w:rPr>
+          <w:rStyle w:val="VerbatimChar"/>
+        </w:rPr>
+        <w:t xml:space="preserve">##   x2_t4 x2_t3 x2_t2 x2_t1 x2_t0</w:t>
+      </w:r>
+      <w:r>
+        <w:br/>
+      </w:r>
+      <w:r>
+        <w:rPr>
+          <w:rStyle w:val="VerbatimChar"/>
+        </w:rPr>
+        <w:t xml:space="preserve">## 1     0     1     1     0     0</w:t>
+      </w:r>
+      <w:r>
+        <w:br/>
+      </w:r>
+      <w:r>
+        <w:rPr>
+          <w:rStyle w:val="VerbatimChar"/>
+        </w:rPr>
+        <w:t xml:space="preserve">## 2     1     1     0     0     0</w:t>
+      </w:r>
+      <w:r>
+        <w:br/>
+      </w:r>
+      <w:r>
+        <w:rPr>
+          <w:rStyle w:val="VerbatimChar"/>
+        </w:rPr>
+        <w:t xml:space="preserve">## 3     1     0     0     0     0</w:t>
       </w:r>
     </w:p>
     <w:p>
@@ -1119,697 +1705,43 @@
         <w:pStyle w:val="FirstParagraph"/>
       </w:pPr>
       <w:r>
-        <w:t xml:space="preserve">We can also request only specific lag positions for each variable. This is a useful intermediate view before the complete forecasting pipeline is assembled.</w:t>
+        <w:t xml:space="preserve">What this example shows</w:t>
+      </w:r>
+      <w:r>
+        <w:t xml:space="preserve"> </w:t>
+      </w:r>
+      <w:r>
+        <w:t xml:space="preserve">-</w:t>
+      </w:r>
+      <w:r>
+        <w:t xml:space="preserve"> </w:t>
+      </w:r>
+      <w:r>
+        <w:rPr>
+          <w:rStyle w:val="VerbatimChar"/>
+        </w:rPr>
+        <w:t xml:space="preserve">ts_data_mv(..., sw &gt; 1)</w:t>
+      </w:r>
+      <w:r>
+        <w:t xml:space="preserve"> </w:t>
+      </w:r>
+      <w:r>
+        <w:t xml:space="preserve">is the explicit multivariate lag-materialization step.</w:t>
+      </w:r>
+      <w:r>
+        <w:t xml:space="preserve"> </w:t>
+      </w:r>
+      <w:r>
+        <w:t xml:space="preserve">- The base window is shared, but each variable can expose different lag positions.</w:t>
+      </w:r>
+      <w:r>
+        <w:t xml:space="preserve"> </w:t>
+      </w:r>
+      <w:r>
+        <w:t xml:space="preserve">- Raw-series transforms can be applied before the lagged blocks are assembled.</w:t>
       </w:r>
     </w:p>
-    <w:p>
-      <w:pPr>
-        <w:pStyle w:val="SourceCode"/>
-      </w:pPr>
-      <w:r>
-        <w:rPr>
-          <w:rStyle w:val="NormalTok"/>
-        </w:rPr>
-        <w:t xml:space="preserve">windows_selected </w:t>
-      </w:r>
-      <w:r>
-        <w:rPr>
-          <w:rStyle w:val="OtherTok"/>
-        </w:rPr>
-        <w:t xml:space="preserve">&lt;-</w:t>
-      </w:r>
-      <w:r>
-        <w:rPr>
-          <w:rStyle w:val="NormalTok"/>
-        </w:rPr>
-        <w:t xml:space="preserve"> </w:t>
-      </w:r>
-      <w:r>
-        <w:rPr>
-          <w:rStyle w:val="FunctionTok"/>
-        </w:rPr>
-        <w:t xml:space="preserve">ts_window_mv</w:t>
-      </w:r>
-      <w:r>
-        <w:rPr>
-          <w:rStyle w:val="NormalTok"/>
-        </w:rPr>
-        <w:t xml:space="preserve">(</w:t>
-      </w:r>
-      <w:r>
-        <w:br/>
-      </w:r>
-      <w:r>
-        <w:rPr>
-          <w:rStyle w:val="NormalTok"/>
-        </w:rPr>
-        <w:t xml:space="preserve">  mv,</w:t>
-      </w:r>
-      <w:r>
-        <w:br/>
-      </w:r>
-      <w:r>
-        <w:rPr>
-          <w:rStyle w:val="NormalTok"/>
-        </w:rPr>
-        <w:t xml:space="preserve">  </w:t>
-      </w:r>
-      <w:r>
-        <w:rPr>
-          <w:rStyle w:val="AttributeTok"/>
-        </w:rPr>
-        <w:t xml:space="preserve">window_size =</w:t>
-      </w:r>
-      <w:r>
-        <w:rPr>
-          <w:rStyle w:val="NormalTok"/>
-        </w:rPr>
-        <w:t xml:space="preserve"> </w:t>
-      </w:r>
-      <w:r>
-        <w:rPr>
-          <w:rStyle w:val="DecValTok"/>
-        </w:rPr>
-        <w:t xml:space="preserve">7</w:t>
-      </w:r>
-      <w:r>
-        <w:rPr>
-          <w:rStyle w:val="NormalTok"/>
-        </w:rPr>
-        <w:t xml:space="preserve">,</w:t>
-      </w:r>
-      <w:r>
-        <w:br/>
-      </w:r>
-      <w:r>
-        <w:rPr>
-          <w:rStyle w:val="NormalTok"/>
-        </w:rPr>
-        <w:t xml:space="preserve">  </w:t>
-      </w:r>
-      <w:r>
-        <w:rPr>
-          <w:rStyle w:val="AttributeTok"/>
-        </w:rPr>
-        <w:t xml:space="preserve">lags =</w:t>
-      </w:r>
-      <w:r>
-        <w:rPr>
-          <w:rStyle w:val="NormalTok"/>
-        </w:rPr>
-        <w:t xml:space="preserve"> </w:t>
-      </w:r>
-      <w:r>
-        <w:rPr>
-          <w:rStyle w:val="FunctionTok"/>
-        </w:rPr>
-        <w:t xml:space="preserve">list</w:t>
-      </w:r>
-      <w:r>
-        <w:rPr>
-          <w:rStyle w:val="NormalTok"/>
-        </w:rPr>
-        <w:t xml:space="preserve">(</w:t>
-      </w:r>
-      <w:r>
-        <w:br/>
-      </w:r>
-      <w:r>
-        <w:rPr>
-          <w:rStyle w:val="NormalTok"/>
-        </w:rPr>
-        <w:t xml:space="preserve">    </w:t>
-      </w:r>
-      <w:r>
-        <w:rPr>
-          <w:rStyle w:val="AttributeTok"/>
-        </w:rPr>
-        <w:t xml:space="preserve">y =</w:t>
-      </w:r>
-      <w:r>
-        <w:rPr>
-          <w:rStyle w:val="NormalTok"/>
-        </w:rPr>
-        <w:t xml:space="preserve"> </w:t>
-      </w:r>
-      <w:r>
-        <w:rPr>
-          <w:rStyle w:val="FunctionTok"/>
-        </w:rPr>
-        <w:t xml:space="preserve">c</w:t>
-      </w:r>
-      <w:r>
-        <w:rPr>
-          <w:rStyle w:val="NormalTok"/>
-        </w:rPr>
-        <w:t xml:space="preserve">(</w:t>
-      </w:r>
-      <w:r>
-        <w:rPr>
-          <w:rStyle w:val="DecValTok"/>
-        </w:rPr>
-        <w:t xml:space="preserve">6</w:t>
-      </w:r>
-      <w:r>
-        <w:rPr>
-          <w:rStyle w:val="NormalTok"/>
-        </w:rPr>
-        <w:t xml:space="preserve">, </w:t>
-      </w:r>
-      <w:r>
-        <w:rPr>
-          <w:rStyle w:val="DecValTok"/>
-        </w:rPr>
-        <w:t xml:space="preserve">3</w:t>
-      </w:r>
-      <w:r>
-        <w:rPr>
-          <w:rStyle w:val="NormalTok"/>
-        </w:rPr>
-        <w:t xml:space="preserve">, </w:t>
-      </w:r>
-      <w:r>
-        <w:rPr>
-          <w:rStyle w:val="DecValTok"/>
-        </w:rPr>
-        <w:t xml:space="preserve">0</w:t>
-      </w:r>
-      <w:r>
-        <w:rPr>
-          <w:rStyle w:val="NormalTok"/>
-        </w:rPr>
-        <w:t xml:space="preserve">),</w:t>
-      </w:r>
-      <w:r>
-        <w:br/>
-      </w:r>
-      <w:r>
-        <w:rPr>
-          <w:rStyle w:val="NormalTok"/>
-        </w:rPr>
-        <w:t xml:space="preserve">    </w:t>
-      </w:r>
-      <w:r>
-        <w:rPr>
-          <w:rStyle w:val="AttributeTok"/>
-        </w:rPr>
-        <w:t xml:space="preserve">x1 =</w:t>
-      </w:r>
-      <w:r>
-        <w:rPr>
-          <w:rStyle w:val="NormalTok"/>
-        </w:rPr>
-        <w:t xml:space="preserve"> </w:t>
-      </w:r>
-      <w:r>
-        <w:rPr>
-          <w:rStyle w:val="FunctionTok"/>
-        </w:rPr>
-        <w:t xml:space="preserve">c</w:t>
-      </w:r>
-      <w:r>
-        <w:rPr>
-          <w:rStyle w:val="NormalTok"/>
-        </w:rPr>
-        <w:t xml:space="preserve">(</w:t>
-      </w:r>
-      <w:r>
-        <w:rPr>
-          <w:rStyle w:val="DecValTok"/>
-        </w:rPr>
-        <w:t xml:space="preserve">1</w:t>
-      </w:r>
-      <w:r>
-        <w:rPr>
-          <w:rStyle w:val="NormalTok"/>
-        </w:rPr>
-        <w:t xml:space="preserve">, </w:t>
-      </w:r>
-      <w:r>
-        <w:rPr>
-          <w:rStyle w:val="DecValTok"/>
-        </w:rPr>
-        <w:t xml:space="preserve">0</w:t>
-      </w:r>
-      <w:r>
-        <w:rPr>
-          <w:rStyle w:val="NormalTok"/>
-        </w:rPr>
-        <w:t xml:space="preserve">),</w:t>
-      </w:r>
-      <w:r>
-        <w:br/>
-      </w:r>
-      <w:r>
-        <w:rPr>
-          <w:rStyle w:val="NormalTok"/>
-        </w:rPr>
-        <w:t xml:space="preserve">    </w:t>
-      </w:r>
-      <w:r>
-        <w:rPr>
-          <w:rStyle w:val="AttributeTok"/>
-        </w:rPr>
-        <w:t xml:space="preserve">x2 =</w:t>
-      </w:r>
-      <w:r>
-        <w:rPr>
-          <w:rStyle w:val="NormalTok"/>
-        </w:rPr>
-        <w:t xml:space="preserve"> </w:t>
-      </w:r>
-      <w:r>
-        <w:rPr>
-          <w:rStyle w:val="FunctionTok"/>
-        </w:rPr>
-        <w:t xml:space="preserve">c</w:t>
-      </w:r>
-      <w:r>
-        <w:rPr>
-          <w:rStyle w:val="NormalTok"/>
-        </w:rPr>
-        <w:t xml:space="preserve">(</w:t>
-      </w:r>
-      <w:r>
-        <w:rPr>
-          <w:rStyle w:val="DecValTok"/>
-        </w:rPr>
-        <w:t xml:space="preserve">6</w:t>
-      </w:r>
-      <w:r>
-        <w:rPr>
-          <w:rStyle w:val="NormalTok"/>
-        </w:rPr>
-        <w:t xml:space="preserve">, </w:t>
-      </w:r>
-      <w:r>
-        <w:rPr>
-          <w:rStyle w:val="DecValTok"/>
-        </w:rPr>
-        <w:t xml:space="preserve">0</w:t>
-      </w:r>
-      <w:r>
-        <w:rPr>
-          <w:rStyle w:val="NormalTok"/>
-        </w:rPr>
-        <w:t xml:space="preserve">)</w:t>
-      </w:r>
-      <w:r>
-        <w:br/>
-      </w:r>
-      <w:r>
-        <w:rPr>
-          <w:rStyle w:val="NormalTok"/>
-        </w:rPr>
-        <w:t xml:space="preserve">  )</w:t>
-      </w:r>
-      <w:r>
-        <w:br/>
-      </w:r>
-      <w:r>
-        <w:rPr>
-          <w:rStyle w:val="NormalTok"/>
-        </w:rPr>
-        <w:t xml:space="preserve">)</w:t>
-      </w:r>
-      <w:r>
-        <w:br/>
-      </w:r>
-      <w:r>
-        <w:br/>
-      </w:r>
-      <w:r>
-        <w:rPr>
-          <w:rStyle w:val="FunctionTok"/>
-        </w:rPr>
-        <w:t xml:space="preserve">ts_head</w:t>
-      </w:r>
-      <w:r>
-        <w:rPr>
-          <w:rStyle w:val="NormalTok"/>
-        </w:rPr>
-        <w:t xml:space="preserve">(windows_selected, </w:t>
-      </w:r>
-      <w:r>
-        <w:rPr>
-          <w:rStyle w:val="DecValTok"/>
-        </w:rPr>
-        <w:t xml:space="preserve">3</w:t>
-      </w:r>
-      <w:r>
-        <w:rPr>
-          <w:rStyle w:val="NormalTok"/>
-        </w:rPr>
-        <w:t xml:space="preserve">)</w:t>
-      </w:r>
-    </w:p>
-    <w:p>
-      <w:pPr>
-        <w:pStyle w:val="SourceCode"/>
-      </w:pPr>
-      <w:r>
-        <w:rPr>
-          <w:rStyle w:val="VerbatimChar"/>
-        </w:rPr>
-        <w:t xml:space="preserve">##   y_t6 y_t3 y_t0 x1_t1 x1_t0 x2_t6 x2_t0</w:t>
-      </w:r>
-      <w:r>
-        <w:br/>
-      </w:r>
-      <w:r>
-        <w:rPr>
-          <w:rStyle w:val="VerbatimChar"/>
-        </w:rPr>
-        <w:t xml:space="preserve">## 1  797  757  818     2     3     0     0</w:t>
-      </w:r>
-      <w:r>
-        <w:br/>
-      </w:r>
-      <w:r>
-        <w:rPr>
-          <w:rStyle w:val="VerbatimChar"/>
-        </w:rPr>
-        <w:t xml:space="preserve">## 2  777  707  818     3     4     0     0</w:t>
-      </w:r>
-      <w:r>
-        <w:br/>
-      </w:r>
-      <w:r>
-        <w:rPr>
-          <w:rStyle w:val="VerbatimChar"/>
-        </w:rPr>
-        <w:t xml:space="preserve">## 3  797  730  803     4     5     0     0</w:t>
-      </w:r>
-    </w:p>
-    <w:p>
-      <w:pPr>
-        <w:pStyle w:val="FirstParagraph"/>
-      </w:pPr>
-      <w:r>
-        <w:t xml:space="preserve">Finally, the same step can reflect variable-specific raw-series transformations before the lagged blocks are created.</w:t>
-      </w:r>
-    </w:p>
-    <w:p>
-      <w:pPr>
-        <w:pStyle w:val="SourceCode"/>
-      </w:pPr>
-      <w:r>
-        <w:rPr>
-          <w:rStyle w:val="NormalTok"/>
-        </w:rPr>
-        <w:t xml:space="preserve">windows_transformed </w:t>
-      </w:r>
-      <w:r>
-        <w:rPr>
-          <w:rStyle w:val="OtherTok"/>
-        </w:rPr>
-        <w:t xml:space="preserve">&lt;-</w:t>
-      </w:r>
-      <w:r>
-        <w:rPr>
-          <w:rStyle w:val="NormalTok"/>
-        </w:rPr>
-        <w:t xml:space="preserve"> </w:t>
-      </w:r>
-      <w:r>
-        <w:rPr>
-          <w:rStyle w:val="FunctionTok"/>
-        </w:rPr>
-        <w:t xml:space="preserve">ts_window_mv</w:t>
-      </w:r>
-      <w:r>
-        <w:rPr>
-          <w:rStyle w:val="NormalTok"/>
-        </w:rPr>
-        <w:t xml:space="preserve">(</w:t>
-      </w:r>
-      <w:r>
-        <w:br/>
-      </w:r>
-      <w:r>
-        <w:rPr>
-          <w:rStyle w:val="NormalTok"/>
-        </w:rPr>
-        <w:t xml:space="preserve">  mv,</w:t>
-      </w:r>
-      <w:r>
-        <w:br/>
-      </w:r>
-      <w:r>
-        <w:rPr>
-          <w:rStyle w:val="NormalTok"/>
-        </w:rPr>
-        <w:t xml:space="preserve">  </w:t>
-      </w:r>
-      <w:r>
-        <w:rPr>
-          <w:rStyle w:val="AttributeTok"/>
-        </w:rPr>
-        <w:t xml:space="preserve">window_size =</w:t>
-      </w:r>
-      <w:r>
-        <w:rPr>
-          <w:rStyle w:val="NormalTok"/>
-        </w:rPr>
-        <w:t xml:space="preserve"> </w:t>
-      </w:r>
-      <w:r>
-        <w:rPr>
-          <w:rStyle w:val="DecValTok"/>
-        </w:rPr>
-        <w:t xml:space="preserve">7</w:t>
-      </w:r>
-      <w:r>
-        <w:rPr>
-          <w:rStyle w:val="NormalTok"/>
-        </w:rPr>
-        <w:t xml:space="preserve">,</w:t>
-      </w:r>
-      <w:r>
-        <w:br/>
-      </w:r>
-      <w:r>
-        <w:rPr>
-          <w:rStyle w:val="NormalTok"/>
-        </w:rPr>
-        <w:t xml:space="preserve">  </w:t>
-      </w:r>
-      <w:r>
-        <w:rPr>
-          <w:rStyle w:val="AttributeTok"/>
-        </w:rPr>
-        <w:t xml:space="preserve">transforms =</w:t>
-      </w:r>
-      <w:r>
-        <w:rPr>
-          <w:rStyle w:val="NormalTok"/>
-        </w:rPr>
-        <w:t xml:space="preserve"> </w:t>
-      </w:r>
-      <w:r>
-        <w:rPr>
-          <w:rStyle w:val="FunctionTok"/>
-        </w:rPr>
-        <w:t xml:space="preserve">list</w:t>
-      </w:r>
-      <w:r>
-        <w:rPr>
-          <w:rStyle w:val="NormalTok"/>
-        </w:rPr>
-        <w:t xml:space="preserve">(</w:t>
-      </w:r>
-      <w:r>
-        <w:rPr>
-          <w:rStyle w:val="AttributeTok"/>
-        </w:rPr>
-        <w:t xml:space="preserve">y =</w:t>
-      </w:r>
-      <w:r>
-        <w:rPr>
-          <w:rStyle w:val="NormalTok"/>
-        </w:rPr>
-        <w:t xml:space="preserve"> </w:t>
-      </w:r>
-      <w:r>
-        <w:rPr>
-          <w:rStyle w:val="FunctionTok"/>
-        </w:rPr>
-        <w:t xml:space="preserve">ts_fil_ma</w:t>
-      </w:r>
-      <w:r>
-        <w:rPr>
-          <w:rStyle w:val="NormalTok"/>
-        </w:rPr>
-        <w:t xml:space="preserve">(</w:t>
-      </w:r>
-      <w:r>
-        <w:rPr>
-          <w:rStyle w:val="DecValTok"/>
-        </w:rPr>
-        <w:t xml:space="preserve">3</w:t>
-      </w:r>
-      <w:r>
-        <w:rPr>
-          <w:rStyle w:val="NormalTok"/>
-        </w:rPr>
-        <w:t xml:space="preserve">))</w:t>
-      </w:r>
-      <w:r>
-        <w:br/>
-      </w:r>
-      <w:r>
-        <w:rPr>
-          <w:rStyle w:val="NormalTok"/>
-        </w:rPr>
-        <w:t xml:space="preserve">)</w:t>
-      </w:r>
-      <w:r>
-        <w:br/>
-      </w:r>
-      <w:r>
-        <w:br/>
-      </w:r>
-      <w:r>
-        <w:rPr>
-          <w:rStyle w:val="FunctionTok"/>
-        </w:rPr>
-        <w:t xml:space="preserve">ts_head</w:t>
-      </w:r>
-      <w:r>
-        <w:rPr>
-          <w:rStyle w:val="NormalTok"/>
-        </w:rPr>
-        <w:t xml:space="preserve">(windows_transformed, </w:t>
-      </w:r>
-      <w:r>
-        <w:rPr>
-          <w:rStyle w:val="DecValTok"/>
-        </w:rPr>
-        <w:t xml:space="preserve">3</w:t>
-      </w:r>
-      <w:r>
-        <w:rPr>
-          <w:rStyle w:val="NormalTok"/>
-        </w:rPr>
-        <w:t xml:space="preserve">)</w:t>
-      </w:r>
-    </w:p>
-    <w:p>
-      <w:pPr>
-        <w:pStyle w:val="SourceCode"/>
-      </w:pPr>
-      <w:r>
-        <w:rPr>
-          <w:rStyle w:val="VerbatimChar"/>
-        </w:rPr>
-        <w:t xml:space="preserve">##       y_t6     y_t5     y_t4     y_t3     y_t2     y_t1     y_t0 x1_t6 x1_t5</w:t>
-      </w:r>
-      <w:r>
-        <w:br/>
-      </w:r>
-      <w:r>
-        <w:rPr>
-          <w:rStyle w:val="VerbatimChar"/>
-        </w:rPr>
-        <w:t xml:space="preserve">## 1       NA       NA 790.3333 777.0000 753.6667 731.3333 751.6667     4     5</w:t>
-      </w:r>
-      <w:r>
-        <w:br/>
-      </w:r>
-      <w:r>
-        <w:rPr>
-          <w:rStyle w:val="VerbatimChar"/>
-        </w:rPr>
-        <w:t xml:space="preserve">## 2       NA 790.3333 777.0000 753.6667 731.3333 751.6667 788.6667     5     6</w:t>
-      </w:r>
-      <w:r>
-        <w:br/>
-      </w:r>
-      <w:r>
-        <w:rPr>
-          <w:rStyle w:val="VerbatimChar"/>
-        </w:rPr>
-        <w:t xml:space="preserve">## 3 790.3333 777.0000 753.6667 731.3333 751.6667 788.6667 813.0000     6     7</w:t>
-      </w:r>
-      <w:r>
-        <w:br/>
-      </w:r>
-      <w:r>
-        <w:rPr>
-          <w:rStyle w:val="VerbatimChar"/>
-        </w:rPr>
-        <w:t xml:space="preserve">##   x1_t4 x1_t3 x1_t2 x1_t1 x1_t0 x2_t6 x2_t5 x2_t4 x2_t3 x2_t2 x2_t1 x2_t0</w:t>
-      </w:r>
-      <w:r>
-        <w:br/>
-      </w:r>
-      <w:r>
-        <w:rPr>
-          <w:rStyle w:val="VerbatimChar"/>
-        </w:rPr>
-        <w:t xml:space="preserve">## 1     6     7     1     2     3     0     0     0     1     1     0     0</w:t>
-      </w:r>
-      <w:r>
-        <w:br/>
-      </w:r>
-      <w:r>
-        <w:rPr>
-          <w:rStyle w:val="VerbatimChar"/>
-        </w:rPr>
-        <w:t xml:space="preserve">## 2     7     1     2     3     4     0     0     1     1     0     0     0</w:t>
-      </w:r>
-      <w:r>
-        <w:br/>
-      </w:r>
-      <w:r>
-        <w:rPr>
-          <w:rStyle w:val="VerbatimChar"/>
-        </w:rPr>
-        <w:t xml:space="preserve">## 3     1     2     3     4     5     0     1     1     0     0     0     0</w:t>
-      </w:r>
-    </w:p>
-    <w:p>
-      <w:pPr>
-        <w:pStyle w:val="FirstParagraph"/>
-      </w:pPr>
-      <w:r>
-        <w:t xml:space="preserve">What this example shows</w:t>
-      </w:r>
-      <w:r>
-        <w:t xml:space="preserve"> </w:t>
-      </w:r>
-      <w:r>
-        <w:t xml:space="preserve">-</w:t>
-      </w:r>
-      <w:r>
-        <w:t xml:space="preserve"> </w:t>
-      </w:r>
-      <w:r>
-        <w:rPr>
-          <w:rStyle w:val="VerbatimChar"/>
-        </w:rPr>
-        <w:t xml:space="preserve">ts_window_mv()</w:t>
-      </w:r>
-      <w:r>
-        <w:t xml:space="preserve"> </w:t>
-      </w:r>
-      <w:r>
-        <w:t xml:space="preserve">is the explicit multivariate lag-materialization step.</w:t>
-      </w:r>
-      <w:r>
-        <w:t xml:space="preserve"> </w:t>
-      </w:r>
-      <w:r>
-        <w:t xml:space="preserve">- The base window is shared, but each variable can expose different lag positions.</w:t>
-      </w:r>
-      <w:r>
-        <w:t xml:space="preserve"> </w:t>
-      </w:r>
-      <w:r>
-        <w:t xml:space="preserve">- Raw-series transforms can be applied before the lagged blocks are assembled.</w:t>
-      </w:r>
-    </w:p>
-    <w:bookmarkEnd w:id="20"/>
+    <w:bookmarkEnd w:id="9"/>
     <w:sectPr>
       <w:footnotePr>
         <w:numRestart w:val="eachSect"/>
@@ -1931,10 +1863,10 @@
   <w:docDefaults>
     <w:rPrDefault>
       <w:rPr>
-        <w:rFonts w:asciiTheme="minorHAnsi" w:cstheme="minorBidi" w:eastAsiaTheme="minorHAnsi" w:hAnsiTheme="minorHAnsi"/>
+        <w:rFonts w:asciiTheme="minorHAnsi" w:cstheme="minorBidi" w:eastAsiaTheme="minorEastAsia" w:hAnsiTheme="minorHAnsi"/>
         <w:sz w:val="24"/>
         <w:szCs w:val="24"/>
-        <w:lang w:bidi="ar-SA" w:eastAsia="en-US" w:val="en-US"/>
+        <w:lang w:bidi="ar-SA" w:eastAsia="zh-CN" w:val="en-US"/>
       </w:rPr>
     </w:rPrDefault>
     <w:pPrDefault>
@@ -2475,13 +2407,6 @@
       </w:tblCellMar>
     </w:tblPr>
     <w:tblStylePr w:type="firstRow">
-      <w:tblPr>
-        <w:jc w:val="left"/>
-        <w:tblInd w:type="dxa" w:w="0"/>
-      </w:tblPr>
-      <w:trPr>
-        <w:jc w:val="left"/>
-      </w:trPr>
       <w:tcPr>
         <w:tcBorders>
           <w:bottom w:val="single"/>
